--- a/eu-gmp-rag/ausgabe/Teil I Kapitel 2 Personal.docx
+++ b/eu-gmp-rag/ausgabe/Teil I Kapitel 2 Personal.docx
@@ -16,16 +16,9 @@
       </w:r>
     </w:p>
     <w:p>
-      <w:r>
-        <w:t>Kapitel 2 Personal</w:t>
-      </w:r>
-    </w:p>
-    <w:p>
-      <w:r>
-        <w:t>Rechtsgrundlage zur Veröffentlichung des Leitfadens: Artikel 47 der Richtlinie 2001/83/EG zur Schaffung eines Gemeinschaftskodexes für Humanarzneimittel und Artikel 51 der Richtlinie 2001/82/EG zur Schaffung eines Gemeinschaftskodexes für Tierarzneimittel. Dieses Dokument bietet eine Anleitung für die Auslegung der Grundsätze und Leitlinien der Guten Herstellungspraxis (GMP) für Arzneimittel entsprechend der Richtlinie 2003/94/EG für Humanarzneimittel und der Richtlinie 91/412/EWG für Tierarzneimittel. Status des Dokuments: Revision Grund der Änderung: Die Änderungen wurden zur Einbeziehung der Prinzipien des „Pharmazeutischen Qualitätssystems“, wie in der dreiteiligen Leitlinie ICH Q10 beschrieben, vorgenommen. Ein Abschnitt wurde über Berater (Consultants) aufgenommen. Termin des Inkrafttretens: 16. Februar 2014</w:t>
-      </w:r>
-    </w:p>
-    <w:p>
+      <w:pPr>
+        <w:pStyle w:val="Heading2"/>
+      </w:pPr>
       <w:r>
         <w:t>Grundsätze</w:t>
       </w:r>
@@ -36,13 +29,21 @@
       </w:r>
     </w:p>
     <w:p>
+      <w:pPr>
+        <w:pStyle w:val="Heading2"/>
+      </w:pPr>
       <w:r>
         <w:t>Allgemeine Anforderungen</w:t>
       </w:r>
     </w:p>
     <w:p>
       <w:r>
-        <w:t>2.1 Der Hersteller sollte über Personal in ausreichender Zahl und mit der erforderlichen Qualifikation und praktischen Erfahrung verfügen. Die Geschäftsleitung sollte ausreichende und angemessene Ressourcen (menschliche und finanzielle Ressourcen, Materialien, Einrichtungen und Ausrüstungen) festlegen und bereitstellen für die Einführung und Aufrechterhaltung des Qualitätsmanagementsystems und kontinuierlich seine Wirksamkeit verbessern. Die jedem Einzelnen zugewiesenen Verantwortungsbereiche sollten nicht so umfangreich sein, dass sich daraus irgendwelche Qualitätsrisiken ergeben. 2.2 Der Hersteller muss ein Organigramm haben, in dem die Beziehungen zwischen den Leitern der Herstellung, der Qualitätskontrolle und, soweit zutreffend, der Qualitätssicherung oder der Qualitätseinheit, wie in Abschnitt 2.5 genannt, und der Position der Sachkundigen Person(en) in der Führungshierarchie klar gezeigt werden.</w:t>
+        <w:t>2.1 Der Hersteller sollte über Personal in ausreichender Zahl und mit der erforderlichen Qualifikation und praktischen Erfahrung verfügen. Die Geschäftsleitung sollte ausreichende und angemessene Ressourcen (menschliche und finanzielle Ressourcen, Materialien, Einrichtungen und Ausrüstungen) festlegen und bereitstellen für die Einführung und Aufrechterhaltung des Qualitätsmanagementsystems und kontinuierlich seine Wirksamkeit verbessern. Die jedem Einzelnen zugewiesenen Verantwortungsbereiche sollten nicht so umfangreich sein, dass sich daraus irgendwelche Qualitätsrisiken ergeben.</w:t>
+      </w:r>
+    </w:p>
+    <w:p>
+      <w:r>
+        <w:t>2.2 Der Hersteller muss ein Organigramm haben, in dem die Beziehungen zwischen den Leitern der Herstellung, der Qualitätskontrolle und, soweit zutreffend, der Qualitätssicherung oder der Qualitätseinheit, wie in Abschnitt 2.5 genannt, und der Position der Sachkundigen Person(en) in der Führungshierarchie klar gezeigt werden.</w:t>
       </w:r>
     </w:p>
     <w:p>
@@ -56,6 +57,9 @@
       </w:r>
     </w:p>
     <w:p>
+      <w:pPr>
+        <w:pStyle w:val="Heading2"/>
+      </w:pPr>
       <w:r>
         <w:t>Personal in Schlüsselstellungen</w:t>
       </w:r>
@@ -256,6 +260,9 @@
       </w:r>
     </w:p>
     <w:p>
+      <w:pPr>
+        <w:pStyle w:val="Heading2"/>
+      </w:pPr>
       <w:r>
         <w:t>Schulung</w:t>
       </w:r>
@@ -267,12 +274,7 @@
     </w:p>
     <w:p>
       <w:r>
-        <w:t>2.11 Neben der Basisschulung in Theorie und Praxis des Qualitätsmanagementsystems und der Guten Herstellungspraxis sollten neu eingestellte Personen den ihnen jeweils zugewiesenen Aufgaben entsprechend geschult werden. Darüber hinaus sollte eine fortlaufende Schulung durchgeführt und deren effiziente Umsetzung in die Praxis periodisch bewertet werden. Es sollten Schulungsprogramme zur Verfügung stehen, die je nach Inhalt vom Leiter der Herstellung oder vom Leiter der Qualitätskontrolle genehmigt</w:t>
-      </w:r>
-    </w:p>
-    <w:p>
-      <w:r>
-        <w:t>sind. Aufzeichnungen über die Schulung sollten aufbewahrt werden.</w:t>
+        <w:t>2.11 Neben der Basisschulung in Theorie und Praxis des Qualitätsmanagementsystems und der Guten Herstellungspraxis sollten neu eingestellte Personen den ihnen jeweils zugewiesenen Aufgaben entsprechend geschult werden. Darüber hinaus sollte eine fortlaufende Schulung durchgeführt und deren effiziente Umsetzung in die Praxis periodisch bewertet werden. Es sollten Schulungsprogramme zur Verfügung stehen, die je nach Inhalt vom Leiter der Herstellung oder vom Leiter der Qualitätskontrolle genehmigt sind. Aufzeichnungen über die Schulung sollten aufbewahrt werden.</w:t>
       </w:r>
     </w:p>
     <w:p>
